--- a/03_MINUTA_EDITAL_UHMR_REVISAO_TECNICA.docx
+++ b/03_MINUTA_EDITAL_UHMR_REVISAO_TECNICA.docx
@@ -84,6 +84,7 @@
         <w:gridCol w:w="9859"/>
       </w:tblGrid>
       <w:tr>
+        <w:trPr/>
         <w:tc>
           <w:tcPr>
             <w:tcW w:type="dxa" w:w="9859"/>
@@ -135,7 +136,7 @@
         </w:rPr>
         <w:t>Cuiabá — MT</w:t>
         <w:br/>
-        <w:t>17 de setembro de 2026</w:t>
+        <w:t>28 de setembro de 2026</w:t>
       </w:r>
     </w:p>
     <w:p>
@@ -221,6 +222,7 @@
         </w:tc>
       </w:tr>
       <w:tr>
+        <w:trPr/>
         <w:tc>
           <w:tcPr>
             <w:tcW w:type="dxa" w:w="2268"/>
@@ -271,6 +273,7 @@
         </w:tc>
       </w:tr>
       <w:tr>
+        <w:trPr/>
         <w:tc>
           <w:tcPr>
             <w:tcW w:type="dxa" w:w="2268"/>
@@ -317,12 +320,13 @@
                 <w:rFonts w:ascii="Arial" w:hAnsi="Arial"/>
                 <w:sz w:val="17"/>
               </w:rPr>
-              <w:t>0.2 — revisão técnico-jurídica preliminar</w:t>
+              <w:t>2.1 — revisão técnica fundamentada</w:t>
             </w:r>
           </w:p>
         </w:tc>
       </w:tr>
       <w:tr>
+        <w:trPr/>
         <w:tc>
           <w:tcPr>
             <w:tcW w:type="dxa" w:w="2268"/>
@@ -373,6 +377,7 @@
         </w:tc>
       </w:tr>
       <w:tr>
+        <w:trPr/>
         <w:tc>
           <w:tcPr>
             <w:tcW w:type="dxa" w:w="2268"/>
@@ -425,6 +430,7 @@
         </w:tc>
       </w:tr>
       <w:tr>
+        <w:trPr/>
         <w:tc>
           <w:tcPr>
             <w:tcW w:type="dxa" w:w="2268"/>
@@ -475,6 +481,7 @@
         </w:tc>
       </w:tr>
       <w:tr>
+        <w:trPr/>
         <w:tc>
           <w:tcPr>
             <w:tcW w:type="dxa" w:w="2268"/>
@@ -658,6 +665,7 @@
         </w:tc>
       </w:tr>
       <w:tr>
+        <w:trPr/>
         <w:tc>
           <w:tcPr>
             <w:tcW w:type="dxa" w:w="3286"/>
@@ -735,6 +743,7 @@
         </w:tc>
       </w:tr>
       <w:tr>
+        <w:trPr/>
         <w:tc>
           <w:tcPr>
             <w:tcW w:type="dxa" w:w="3286"/>
@@ -814,6 +823,7 @@
         </w:tc>
       </w:tr>
       <w:tr>
+        <w:trPr/>
         <w:tc>
           <w:tcPr>
             <w:tcW w:type="dxa" w:w="3286"/>
@@ -891,6 +901,7 @@
         </w:tc>
       </w:tr>
       <w:tr>
+        <w:trPr/>
         <w:tc>
           <w:tcPr>
             <w:tcW w:type="dxa" w:w="3286"/>
@@ -970,6 +981,7 @@
         </w:tc>
       </w:tr>
       <w:tr>
+        <w:trPr/>
         <w:tc>
           <w:tcPr>
             <w:tcW w:type="dxa" w:w="3286"/>
@@ -1047,6 +1059,7 @@
         </w:tc>
       </w:tr>
       <w:tr>
+        <w:trPr/>
         <w:tc>
           <w:tcPr>
             <w:tcW w:type="dxa" w:w="3286"/>
@@ -1126,6 +1139,7 @@
         </w:tc>
       </w:tr>
       <w:tr>
+        <w:trPr/>
         <w:tc>
           <w:tcPr>
             <w:tcW w:type="dxa" w:w="3286"/>
@@ -1203,6 +1217,7 @@
         </w:tc>
       </w:tr>
       <w:tr>
+        <w:trPr/>
         <w:tc>
           <w:tcPr>
             <w:tcW w:type="dxa" w:w="3286"/>
@@ -1282,6 +1297,7 @@
         </w:tc>
       </w:tr>
       <w:tr>
+        <w:trPr/>
         <w:tc>
           <w:tcPr>
             <w:tcW w:type="dxa" w:w="3286"/>
@@ -1359,6 +1375,7 @@
         </w:tc>
       </w:tr>
       <w:tr>
+        <w:trPr/>
         <w:tc>
           <w:tcPr>
             <w:tcW w:type="dxa" w:w="3286"/>
@@ -1447,6 +1464,105 @@
       <w:pPr>
         <w:pStyle w:val="Heading1"/>
       </w:pPr>
+      <w:commentRangeStart w:id="0"/>
+      <w:r>
+        <w:t>Diretrizes de prontidão e acionamento</w:t>
+      </w:r>
+      <w:commentRangeEnd w:id="0"/>
+      <w:r>
+        <w:rPr>
+          <w:rStyle w:val="CommentReference"/>
+        </w:rPr>
+        <w:commentReference w:id="0"/>
+      </w:r>
+    </w:p>
+    <w:p>
+      <w:r>
+        <w:t>Revisão 2.1 de 28/09/2026. Minuta para validação institucional. As diretrizes abaixo integram o planejamento e devem orientar os requisitos e formulários desta peça.</w:t>
+      </w:r>
+    </w:p>
+    <w:p>
+      <w:pPr>
+        <w:pStyle w:val="Heading2"/>
+      </w:pPr>
+      <w:r>
+        <w:t>N0 e remuneração da prontidão</w:t>
+      </w:r>
+    </w:p>
+    <w:p>
+      <w:r>
+        <w:t>N0 permanece como prontidão, sem assistência ativa. A mensalidade remunera a capacidade contratada mantida disponível mesmo sem utilização, mediante aceite inicial e comprovação mensal de inventário, conservação, testes, manutenção, equipe técnica e meios de mobilização. A indisponibilidade será registrada e terá tratamento de medição conforme critérios contratuais. A permanência da mensalidade durante missões exige demonstração das obrigações efetivamente mantidas e exclusão de custos duplicados nas parcelas variáveis.</w:t>
+      </w:r>
+    </w:p>
+    <w:p>
+      <w:pPr>
+        <w:pStyle w:val="Heading2"/>
+      </w:pPr>
+      <w:r>
+        <w:t>Configuração personalizada da missão</w:t>
+      </w:r>
+    </w:p>
+    <w:p>
+      <w:r>
+        <w:t>N1 a N4 são referências de planejamento, sem obrigação de ativação cumulativa. Cada missão poderá selecionar módulos isolados, combinar módulos ou adotar quantitativos diferentes das faixas referenciais, dentro do objeto, dos quantitativos contratados e dos requisitos de segurança. São exemplos: dez leitos com suportes dimensionados; somente laboratório; somente medicamentos e insumos. A configuração efetiva e o nível de referência serão registrados separadamente. Não se presumem cirurgia, internação, equipes ou infraestrutura não solicitadas. As dependências técnicas indispensáveis serão justificadas e dimensionadas, inclusive quando fornecidas pela rede local.</w:t>
+      </w:r>
+    </w:p>
+    <w:p>
+      <w:pPr>
+        <w:pStyle w:val="Heading2"/>
+      </w:pPr>
+      <w:r>
+        <w:t>Responsabilidade pela manutenção</w:t>
+      </w:r>
+    </w:p>
+    <w:p>
+      <w:r>
+        <w:t>A contratada executará e custeará manutenção preventiva e corretiva ordinária, calibrações aplicáveis, testes, peças, mão de obra e substituição dos equipamentos necessários à disponibilidade. Esses encargos integram os preços contratados, inclusive durante períodos sem uso, sem cobrança adicional à SES-MT por manutenção ordinária. O plano de manutenção seguirá fabricante, risco e requisitos técnicos, com registros por equipamento, datas, responsável e evidências. A manutenção programada não poderá reduzir a capacidade garantida sem cobertura equivalente e comunicação à fiscalização.</w:t>
+      </w:r>
+    </w:p>
+    <w:p>
+      <w:pPr>
+        <w:pStyle w:val="Heading2"/>
+      </w:pPr>
+      <w:r>
+        <w:t>Fornecimento exclusivo de medicamentos</w:t>
+      </w:r>
+    </w:p>
+    <w:p>
+      <w:r>
+        <w:t>Poderá ser acionado somente o fornecimento de medicamentos ou insumos previamente especificados e precificados, sem montagem hospitalar. A solicitação discriminará item, apresentação, concentração quando pertinente, unidade, quantidade, destino, prazo, lote e validade no recebimento, condições de conservação e responsável pelo aceite. Armazenagem, transporte, cadeia de frio quando aplicável, rastreabilidade, regularidade sanitária e responsabilidade farmacêutica deverão ser assegurados. Estoque reservado, mercadoria fornecida e reposição serão distinguidos na medição. Perdas por vencimento ou conservação imputáveis à contratada não serão repassadas à SES-MT. A relação de itens e o parcelamento ainda dependem de planejamento e validação formal.</w:t>
+      </w:r>
+    </w:p>
+    <w:p>
+      <w:pPr>
+        <w:pStyle w:val="Heading2"/>
+      </w:pPr>
+      <w:r>
+        <w:t>Competência e fundamentação do acionamento</w:t>
+      </w:r>
+    </w:p>
+    <w:p>
+      <w:r>
+        <w:t>Compete ao Secretário de Estado de Saúde autorizar o acionamento e a configuração da missão, mediante Ordem de Acionamento fundamentada em documentação técnica, análise de risco e avaliação de cenários. A instrução conterá identificação do evento, demanda estimada, capacidade residual da rede, alternativas, justificativa, módulos ou itens, quantidades, dependências, local, prazo, duração, estimativa de custo e disponibilidade contratual e orçamentária. As áreas técnicas, inclusive CIEVS/COES quando envolvidos, subsidiam a decisão. A fiscalização acompanha a execução e não substitui a autorização do Secretário. Ampliação, redução e encerramento serão formalizados com justificativa técnica e decisão do Secretário, preservada a interrupção imediata de atividade insegura pela fiscalização.</w:t>
+      </w:r>
+    </w:p>
+    <w:p>
+      <w:pPr>
+        <w:pStyle w:val="Heading2"/>
+      </w:pPr>
+      <w:r>
+        <w:t>Medição por configuração e aceite</w:t>
+      </w:r>
+    </w:p>
+    <w:p>
+      <w:r>
+        <w:t>A medição separará mensalidade N0, serviços efetivamente acionados e aceitos e medicamentos/insumos fornecidos. Cada item terá unidade, quantidade, preço, período, origem e evidência. Suportes compartilhados serão contabilizados uma única vez. Manutenção ordinária, perdas imputáveis à contratada e itens já pagos não gerarão nova cobrança. Para fornecimento exclusivo, não incidem montagem, diária hospitalar ou desmobilização física inexistentes. O aceite será de recebimento dos produtos. Para laboratório isolado ou assistência, aplicam-se comissionamento e liberação compatíveis com a atividade. Preços, glosas e SLAs permanecem sujeitos a pesquisa de mercado e validação antes do edital.</w:t>
+      </w:r>
+    </w:p>
+    <w:p>
+      <w:pPr>
+        <w:pStyle w:val="Heading1"/>
+      </w:pPr>
       <w:r>
         <w:t>1. Preâmbulo</w:t>
       </w:r>
@@ -1526,6 +1642,7 @@
         </w:tc>
       </w:tr>
       <w:tr>
+        <w:trPr/>
         <w:tc>
           <w:tcPr>
             <w:tcW w:type="dxa" w:w="2835"/>
@@ -1576,6 +1693,7 @@
         </w:tc>
       </w:tr>
       <w:tr>
+        <w:trPr/>
         <w:tc>
           <w:tcPr>
             <w:tcW w:type="dxa" w:w="2835"/>
@@ -1628,6 +1746,7 @@
         </w:tc>
       </w:tr>
       <w:tr>
+        <w:trPr/>
         <w:tc>
           <w:tcPr>
             <w:tcW w:type="dxa" w:w="2835"/>
@@ -1678,6 +1797,7 @@
         </w:tc>
       </w:tr>
       <w:tr>
+        <w:trPr/>
         <w:tc>
           <w:tcPr>
             <w:tcW w:type="dxa" w:w="2835"/>
@@ -1730,6 +1850,7 @@
         </w:tc>
       </w:tr>
       <w:tr>
+        <w:trPr/>
         <w:tc>
           <w:tcPr>
             <w:tcW w:type="dxa" w:w="2835"/>
@@ -1780,6 +1901,7 @@
         </w:tc>
       </w:tr>
       <w:tr>
+        <w:trPr/>
         <w:tc>
           <w:tcPr>
             <w:tcW w:type="dxa" w:w="2835"/>
@@ -1832,6 +1954,7 @@
         </w:tc>
       </w:tr>
       <w:tr>
+        <w:trPr/>
         <w:tc>
           <w:tcPr>
             <w:tcW w:type="dxa" w:w="2835"/>
@@ -1882,6 +2005,7 @@
         </w:tc>
       </w:tr>
       <w:tr>
+        <w:trPr/>
         <w:tc>
           <w:tcPr>
             <w:tcW w:type="dxa" w:w="2835"/>
@@ -2194,6 +2318,7 @@
         </w:tc>
       </w:tr>
       <w:tr>
+        <w:trPr/>
         <w:tc>
           <w:tcPr>
             <w:tcW w:type="dxa" w:w="1304"/>
@@ -2292,6 +2417,7 @@
         </w:tc>
       </w:tr>
       <w:tr>
+        <w:trPr/>
         <w:tc>
           <w:tcPr>
             <w:tcW w:type="dxa" w:w="1304"/>
@@ -2394,6 +2520,7 @@
         </w:tc>
       </w:tr>
       <w:tr>
+        <w:trPr/>
         <w:tc>
           <w:tcPr>
             <w:tcW w:type="dxa" w:w="1304"/>
@@ -2462,7 +2589,7 @@
                 <w:rFonts w:ascii="Arial" w:hAnsi="Arial"/>
                 <w:sz w:val="15"/>
               </w:rPr>
-              <w:t>N1 + internação, laboratório e imagem básica; isolamento acionável</w:t>
+              <w:t>Módulos selecionáveis de internação, laboratório, imagem e isolamento</w:t>
             </w:r>
           </w:p>
         </w:tc>
@@ -2492,6 +2619,7 @@
         </w:tc>
       </w:tr>
       <w:tr>
+        <w:trPr/>
         <w:tc>
           <w:tcPr>
             <w:tcW w:type="dxa" w:w="1304"/>
@@ -2594,6 +2722,7 @@
         </w:tc>
       </w:tr>
       <w:tr>
+        <w:trPr/>
         <w:tc>
           <w:tcPr>
             <w:tcW w:type="dxa" w:w="1304"/>
@@ -2662,7 +2791,7 @@
                 <w:rFonts w:ascii="Arial" w:hAnsi="Arial"/>
                 <w:sz w:val="15"/>
               </w:rPr>
-              <w:t>N3 + leitos, segunda sala cirúrgica, cuidados intensivos e especialidades, quando acionados</w:t>
+              <w:t>Módulos selecionáveis: leitos, segunda sala cirúrgica, cuidados intensivos e especialidades, quando acionados</w:t>
             </w:r>
           </w:p>
         </w:tc>
@@ -2881,6 +3010,7 @@
         </w:tc>
       </w:tr>
       <w:tr>
+        <w:trPr/>
         <w:tc>
           <w:tcPr>
             <w:tcW w:type="dxa" w:w="4929"/>
@@ -2931,6 +3061,7 @@
         </w:tc>
       </w:tr>
       <w:tr>
+        <w:trPr/>
         <w:tc>
           <w:tcPr>
             <w:tcW w:type="dxa" w:w="4929"/>
@@ -2977,12 +3108,13 @@
                 <w:rFonts w:ascii="Arial" w:hAnsi="Arial"/>
                 <w:sz w:val="16"/>
               </w:rPr>
-              <w:t>Kits por nível e período, política de fornecimento, rastreabilidade, validade e reposição</w:t>
+              <w:t>Kits por perfil e período, ou por item isolado, política de fornecimento, rastreabilidade, validade e reposição</w:t>
             </w:r>
           </w:p>
         </w:tc>
       </w:tr>
       <w:tr>
+        <w:trPr/>
         <w:tc>
           <w:tcPr>
             <w:tcW w:type="dxa" w:w="4929"/>
@@ -3033,6 +3165,7 @@
         </w:tc>
       </w:tr>
       <w:tr>
+        <w:trPr/>
         <w:tc>
           <w:tcPr>
             <w:tcW w:type="dxa" w:w="4929"/>
@@ -3085,6 +3218,7 @@
         </w:tc>
       </w:tr>
       <w:tr>
+        <w:trPr/>
         <w:tc>
           <w:tcPr>
             <w:tcW w:type="dxa" w:w="4929"/>
@@ -3135,6 +3269,7 @@
         </w:tc>
       </w:tr>
       <w:tr>
+        <w:trPr/>
         <w:tc>
           <w:tcPr>
             <w:tcW w:type="dxa" w:w="4929"/>
@@ -3318,6 +3453,7 @@
         </w:tc>
       </w:tr>
       <w:tr>
+        <w:trPr/>
         <w:tc>
           <w:tcPr>
             <w:tcW w:type="dxa" w:w="3286"/>
@@ -3392,6 +3528,7 @@
         </w:tc>
       </w:tr>
       <w:tr>
+        <w:trPr/>
         <w:tc>
           <w:tcPr>
             <w:tcW w:type="dxa" w:w="3286"/>
@@ -3438,7 +3575,7 @@
                 <w:rFonts w:ascii="Arial" w:hAnsi="Arial"/>
                 <w:sz w:val="15"/>
               </w:rPr>
-              <w:t>R$/acionamento por nível</w:t>
+              <w:t>R$/acionamento por configuração</w:t>
             </w:r>
           </w:p>
         </w:tc>
@@ -3469,6 +3606,7 @@
         </w:tc>
       </w:tr>
       <w:tr>
+        <w:trPr/>
         <w:tc>
           <w:tcPr>
             <w:tcW w:type="dxa" w:w="3286"/>
@@ -3543,6 +3681,7 @@
         </w:tc>
       </w:tr>
       <w:tr>
+        <w:trPr/>
         <w:tc>
           <w:tcPr>
             <w:tcW w:type="dxa" w:w="3286"/>
@@ -3620,6 +3759,7 @@
         </w:tc>
       </w:tr>
       <w:tr>
+        <w:trPr/>
         <w:tc>
           <w:tcPr>
             <w:tcW w:type="dxa" w:w="3286"/>
@@ -3664,7 +3804,7 @@
                 <w:rFonts w:ascii="Arial" w:hAnsi="Arial"/>
                 <w:sz w:val="15"/>
               </w:rPr>
-              <w:t>R$/dia por nível</w:t>
+              <w:t>R$/dia por módulo acionado</w:t>
             </w:r>
           </w:p>
         </w:tc>
@@ -3694,6 +3834,7 @@
         </w:tc>
       </w:tr>
       <w:tr>
+        <w:trPr/>
         <w:tc>
           <w:tcPr>
             <w:tcW w:type="dxa" w:w="3286"/>
@@ -3771,6 +3912,7 @@
         </w:tc>
       </w:tr>
       <w:tr>
+        <w:trPr/>
         <w:tc>
           <w:tcPr>
             <w:tcW w:type="dxa" w:w="3286"/>
@@ -3845,6 +3987,7 @@
         </w:tc>
       </w:tr>
       <w:tr>
+        <w:trPr/>
         <w:tc>
           <w:tcPr>
             <w:tcW w:type="dxa" w:w="3286"/>
@@ -3922,6 +4065,7 @@
         </w:tc>
       </w:tr>
       <w:tr>
+        <w:trPr/>
         <w:tc>
           <w:tcPr>
             <w:tcW w:type="dxa" w:w="3286"/>
@@ -3996,6 +4140,7 @@
         </w:tc>
       </w:tr>
       <w:tr>
+        <w:trPr/>
         <w:tc>
           <w:tcPr>
             <w:tcW w:type="dxa" w:w="3286"/>
@@ -4288,6 +4433,7 @@
         </w:tc>
       </w:tr>
       <w:tr>
+        <w:trPr/>
         <w:tc>
           <w:tcPr>
             <w:tcW w:type="dxa" w:w="3286"/>
@@ -4362,6 +4508,7 @@
         </w:tc>
       </w:tr>
       <w:tr>
+        <w:trPr/>
         <w:tc>
           <w:tcPr>
             <w:tcW w:type="dxa" w:w="3286"/>
@@ -4439,6 +4586,7 @@
         </w:tc>
       </w:tr>
       <w:tr>
+        <w:trPr/>
         <w:tc>
           <w:tcPr>
             <w:tcW w:type="dxa" w:w="3286"/>
@@ -4513,6 +4661,7 @@
         </w:tc>
       </w:tr>
       <w:tr>
+        <w:trPr/>
         <w:tc>
           <w:tcPr>
             <w:tcW w:type="dxa" w:w="3286"/>
@@ -4590,6 +4739,7 @@
         </w:tc>
       </w:tr>
       <w:tr>
+        <w:trPr/>
         <w:tc>
           <w:tcPr>
             <w:tcW w:type="dxa" w:w="3286"/>
@@ -4664,6 +4814,7 @@
         </w:tc>
       </w:tr>
       <w:tr>
+        <w:trPr/>
         <w:tc>
           <w:tcPr>
             <w:tcW w:type="dxa" w:w="3286"/>
@@ -4917,6 +5068,7 @@
         </w:tc>
       </w:tr>
       <w:tr>
+        <w:trPr/>
         <w:tc>
           <w:tcPr>
             <w:tcW w:type="dxa" w:w="3286"/>
@@ -4991,6 +5143,7 @@
         </w:tc>
       </w:tr>
       <w:tr>
+        <w:trPr/>
         <w:tc>
           <w:tcPr>
             <w:tcW w:type="dxa" w:w="3286"/>
@@ -5196,6 +5349,7 @@
         </w:tc>
       </w:tr>
       <w:tr>
+        <w:trPr/>
         <w:tc>
           <w:tcPr>
             <w:tcW w:type="dxa" w:w="3286"/>
@@ -5270,6 +5424,7 @@
         </w:tc>
       </w:tr>
       <w:tr>
+        <w:trPr/>
         <w:tc>
           <w:tcPr>
             <w:tcW w:type="dxa" w:w="3286"/>
@@ -5347,6 +5502,7 @@
         </w:tc>
       </w:tr>
       <w:tr>
+        <w:trPr/>
         <w:tc>
           <w:tcPr>
             <w:tcW w:type="dxa" w:w="3286"/>
@@ -5421,6 +5577,7 @@
         </w:tc>
       </w:tr>
       <w:tr>
+        <w:trPr/>
         <w:tc>
           <w:tcPr>
             <w:tcW w:type="dxa" w:w="3286"/>
@@ -5498,6 +5655,7 @@
         </w:tc>
       </w:tr>
       <w:tr>
+        <w:trPr/>
         <w:tc>
           <w:tcPr>
             <w:tcW w:type="dxa" w:w="3286"/>
@@ -5703,6 +5861,7 @@
         </w:tc>
       </w:tr>
       <w:tr>
+        <w:trPr/>
         <w:tc>
           <w:tcPr>
             <w:tcW w:type="dxa" w:w="3286"/>
@@ -5777,6 +5936,7 @@
         </w:tc>
       </w:tr>
       <w:tr>
+        <w:trPr/>
         <w:tc>
           <w:tcPr>
             <w:tcW w:type="dxa" w:w="3286"/>
@@ -5854,6 +6014,7 @@
         </w:tc>
       </w:tr>
       <w:tr>
+        <w:trPr/>
         <w:tc>
           <w:tcPr>
             <w:tcW w:type="dxa" w:w="3286"/>
@@ -5928,6 +6089,7 @@
         </w:tc>
       </w:tr>
       <w:tr>
+        <w:trPr/>
         <w:tc>
           <w:tcPr>
             <w:tcW w:type="dxa" w:w="3286"/>
@@ -6005,6 +6167,7 @@
         </w:tc>
       </w:tr>
       <w:tr>
+        <w:trPr/>
         <w:tc>
           <w:tcPr>
             <w:tcW w:type="dxa" w:w="3286"/>
@@ -6079,6 +6242,7 @@
         </w:tc>
       </w:tr>
       <w:tr>
+        <w:trPr/>
         <w:tc>
           <w:tcPr>
             <w:tcW w:type="dxa" w:w="3286"/>
@@ -6156,6 +6320,7 @@
         </w:tc>
       </w:tr>
       <w:tr>
+        <w:trPr/>
         <w:tc>
           <w:tcPr>
             <w:tcW w:type="dxa" w:w="3286"/>
@@ -6230,6 +6395,7 @@
         </w:tc>
       </w:tr>
       <w:tr>
+        <w:trPr/>
         <w:tc>
           <w:tcPr>
             <w:tcW w:type="dxa" w:w="3286"/>
@@ -6518,6 +6684,7 @@
         </w:tc>
       </w:tr>
       <w:tr>
+        <w:trPr/>
         <w:tc>
           <w:tcPr>
             <w:tcW w:type="dxa" w:w="3286"/>
@@ -6592,6 +6759,7 @@
         </w:tc>
       </w:tr>
       <w:tr>
+        <w:trPr/>
         <w:tc>
           <w:tcPr>
             <w:tcW w:type="dxa" w:w="3286"/>
@@ -6669,6 +6837,7 @@
         </w:tc>
       </w:tr>
       <w:tr>
+        <w:trPr/>
         <w:tc>
           <w:tcPr>
             <w:tcW w:type="dxa" w:w="3286"/>
@@ -6743,6 +6912,7 @@
         </w:tc>
       </w:tr>
       <w:tr>
+        <w:trPr/>
         <w:tc>
           <w:tcPr>
             <w:tcW w:type="dxa" w:w="3286"/>
@@ -6820,6 +6990,7 @@
         </w:tc>
       </w:tr>
       <w:tr>
+        <w:trPr/>
         <w:tc>
           <w:tcPr>
             <w:tcW w:type="dxa" w:w="3286"/>
@@ -6894,6 +7065,7 @@
         </w:tc>
       </w:tr>
       <w:tr>
+        <w:trPr/>
         <w:tc>
           <w:tcPr>
             <w:tcW w:type="dxa" w:w="3286"/>
@@ -6971,6 +7143,7 @@
         </w:tc>
       </w:tr>
       <w:tr>
+        <w:trPr/>
         <w:tc>
           <w:tcPr>
             <w:tcW w:type="dxa" w:w="3286"/>
@@ -7173,6 +7346,7 @@
         </w:tc>
       </w:tr>
       <w:tr>
+        <w:trPr/>
         <w:tc>
           <w:tcPr>
             <w:tcW w:type="dxa" w:w="3286"/>
@@ -7247,6 +7421,7 @@
         </w:tc>
       </w:tr>
       <w:tr>
+        <w:trPr/>
         <w:tc>
           <w:tcPr>
             <w:tcW w:type="dxa" w:w="3286"/>
@@ -7324,6 +7499,7 @@
         </w:tc>
       </w:tr>
       <w:tr>
+        <w:trPr/>
         <w:tc>
           <w:tcPr>
             <w:tcW w:type="dxa" w:w="3286"/>
@@ -7398,6 +7574,7 @@
         </w:tc>
       </w:tr>
       <w:tr>
+        <w:trPr/>
         <w:tc>
           <w:tcPr>
             <w:tcW w:type="dxa" w:w="3286"/>
@@ -7475,6 +7652,7 @@
         </w:tc>
       </w:tr>
       <w:tr>
+        <w:trPr/>
         <w:tc>
           <w:tcPr>
             <w:tcW w:type="dxa" w:w="3286"/>
@@ -7549,6 +7727,7 @@
         </w:tc>
       </w:tr>
       <w:tr>
+        <w:trPr/>
         <w:tc>
           <w:tcPr>
             <w:tcW w:type="dxa" w:w="3286"/>
@@ -7626,6 +7805,7 @@
         </w:tc>
       </w:tr>
       <w:tr>
+        <w:trPr/>
         <w:tc>
           <w:tcPr>
             <w:tcW w:type="dxa" w:w="3286"/>
@@ -7700,6 +7880,7 @@
         </w:tc>
       </w:tr>
       <w:tr>
+        <w:trPr/>
         <w:tc>
           <w:tcPr>
             <w:tcW w:type="dxa" w:w="3286"/>
@@ -7971,6 +8152,7 @@
         </w:tc>
       </w:tr>
       <w:tr>
+        <w:trPr/>
         <w:tc>
           <w:tcPr>
             <w:tcW w:type="dxa" w:w="3286"/>
@@ -8045,6 +8227,7 @@
         </w:tc>
       </w:tr>
       <w:tr>
+        <w:trPr/>
         <w:tc>
           <w:tcPr>
             <w:tcW w:type="dxa" w:w="3286"/>
@@ -8122,6 +8305,7 @@
         </w:tc>
       </w:tr>
       <w:tr>
+        <w:trPr/>
         <w:tc>
           <w:tcPr>
             <w:tcW w:type="dxa" w:w="3286"/>
@@ -8196,6 +8380,7 @@
         </w:tc>
       </w:tr>
       <w:tr>
+        <w:trPr/>
         <w:tc>
           <w:tcPr>
             <w:tcW w:type="dxa" w:w="3286"/>
@@ -8273,6 +8458,7 @@
         </w:tc>
       </w:tr>
       <w:tr>
+        <w:trPr/>
         <w:tc>
           <w:tcPr>
             <w:tcW w:type="dxa" w:w="3286"/>
@@ -8347,6 +8533,7 @@
         </w:tc>
       </w:tr>
       <w:tr>
+        <w:trPr/>
         <w:tc>
           <w:tcPr>
             <w:tcW w:type="dxa" w:w="3286"/>
@@ -8424,6 +8611,7 @@
         </w:tc>
       </w:tr>
       <w:tr>
+        <w:trPr/>
         <w:tc>
           <w:tcPr>
             <w:tcW w:type="dxa" w:w="3286"/>
@@ -8498,6 +8686,7 @@
         </w:tc>
       </w:tr>
       <w:tr>
+        <w:trPr/>
         <w:tc>
           <w:tcPr>
             <w:tcW w:type="dxa" w:w="3286"/>
@@ -8575,6 +8764,7 @@
         </w:tc>
       </w:tr>
       <w:tr>
+        <w:trPr/>
         <w:tc>
           <w:tcPr>
             <w:tcW w:type="dxa" w:w="3286"/>
@@ -8649,6 +8839,7 @@
         </w:tc>
       </w:tr>
       <w:tr>
+        <w:trPr/>
         <w:tc>
           <w:tcPr>
             <w:tcW w:type="dxa" w:w="3286"/>
@@ -8726,6 +8917,7 @@
         </w:tc>
       </w:tr>
       <w:tr>
+        <w:trPr/>
         <w:tc>
           <w:tcPr>
             <w:tcW w:type="dxa" w:w="3286"/>
@@ -8800,6 +8992,7 @@
         </w:tc>
       </w:tr>
       <w:tr>
+        <w:trPr/>
         <w:tc>
           <w:tcPr>
             <w:tcW w:type="dxa" w:w="3286"/>
@@ -8877,6 +9070,7 @@
         </w:tc>
       </w:tr>
       <w:tr>
+        <w:trPr/>
         <w:tc>
           <w:tcPr>
             <w:tcW w:type="dxa" w:w="3286"/>
@@ -9072,7 +9266,102 @@
         <w:jc w:val="center"/>
       </w:pPr>
       <w:r>
-        <w:t>Cuiabá — MT, 17 de setembro de 2026.</w:t>
+        <w:t>Cuiabá — MT, 28 de setembro de 2026.</w:t>
+      </w:r>
+    </w:p>
+    <w:p>
+      <w:r>
+        <w:br w:type="page"/>
+      </w:r>
+    </w:p>
+    <w:p>
+      <w:pPr>
+        <w:pStyle w:val="Heading1"/>
+      </w:pPr>
+      <w:r>
+        <w:t>Complementação técnica e normativa — revisão 2.1</w:t>
+      </w:r>
+    </w:p>
+    <w:p>
+      <w:r>
+        <w:t>Integra esta minuta como requisito de revisão. As escolhas propostas dependem de validação institucional; as referências não equivalem a aprovação da contratação.</w:t>
+      </w:r>
+    </w:p>
+    <w:p>
+      <w:pPr>
+        <w:pStyle w:val="Heading2"/>
+      </w:pPr>
+      <w:r>
+        <w:t>1. Fundamentos e limites de aplicação</w:t>
+      </w:r>
+    </w:p>
+    <w:p>
+      <w:r>
+        <w:t>A Lei nº 14.133/2021 orienta planejamento (art. 18), estimativa de preços (art. 23), parcelamento de compras e serviços (arts. 40 e 47), cláusulas contratuais (art. 92), fiscalização (art. 117) e recebimento (art. 140). Aplicam-se o Decreto Estadual nº 1.525/2022 e alterações, com conferência da consolidação pela área jurídica. A inclusão no PCA deve observar os atos estaduais pertinentes, inclusive IN nº 002/2025/SEPLAG e sua alteração pela IN nº 003/2026/SEPLAG. A escolha de prontidão remunerada exige motivação própria; nenhuma dessas referências, isoladamente, aprova preço, modalidade, lote único ou contratação direta.</w:t>
+      </w:r>
+    </w:p>
+    <w:p>
+      <w:pPr>
+        <w:pStyle w:val="Heading2"/>
+      </w:pPr>
+      <w:r>
+        <w:t>3. Catálogo contratual e parcelamento</w:t>
+      </w:r>
+    </w:p>
+    <w:p>
+      <w:r>
+        <w:t>Antes do edital, cadastrar cada módulo e fornecimento com código, descrição, unidade, capacidade, dependências, preço, teto quantitativo, prazo e forma de aceite. Separar leito disponível de paciente atendido, exame de diária laboratorial e unidade de medicamento de reserva de estoque. A ativação modular não equivale, por si, a parcelamento da licitação. Justificar contratação conjunta ou separada de medicamentos, laboratório, estrutura e operação, avaliando competição, responsabilidade técnica, integração e custo de gestão. Não permitir inclusão de item novo ou ampliação ilimitada por simples OA.</w:t>
+      </w:r>
+    </w:p>
+    <w:p>
+      <w:pPr>
+        <w:pStyle w:val="Heading2"/>
+      </w:pPr>
+      <w:r>
+        <w:t>11. Condições para concluir a versão de edital</w:t>
+      </w:r>
+    </w:p>
+    <w:p>
+      <w:r>
+        <w:t>Permanecem pendentes de decisão institucional: solução e parcelamento, modalidade e critério de julgamento, catálogo e limites, quantitativos sustentados por dados, preços pesquisados, reserva orçamentária, SLAs, matriz de riscos, licenciamento e ato de competência. Menções anteriores a modalidade, técnica e preço, faixas de leitos, prazos ou percentuais são propostas a harmonizar na versão final. Não declarar a contratação aprovada ou pronta para publicação antes dessas validações. As diretrizes OMS para equipes médicas de emergência são referência técnica complementar; N0–N4 é classificação interna do projeto e não representa classificação ou certificação OMS.</w:t>
+      </w:r>
+    </w:p>
+    <w:p>
+      <w:pPr>
+        <w:pStyle w:val="Heading2"/>
+      </w:pPr>
+      <w:r>
+        <w:t>Referências da complementação</w:t>
+      </w:r>
+    </w:p>
+    <w:p>
+      <w:r>
+        <w:t>Brasil. Lei nº 14.133, de 1º de abril de 2021. Texto compilado. Disponível em: https://www.planalto.gov.br/ccivil_03/_ato2019-2022/2021/lei/l14133.htm. Acesso em: 28 set. 2026.</w:t>
+      </w:r>
+    </w:p>
+    <w:p>
+      <w:r>
+        <w:t>Mato Grosso. SEPLAG. Portal de Aquisições Governamentais: legislação e atos do PCA. Disponível em: https://aquisicoes.seplag.mt.gov.br/home/index.php?c=4&amp;pg=ver. Acesso em: 28 set. 2026.</w:t>
+      </w:r>
+    </w:p>
+    <w:p>
+      <w:r>
+        <w:t>Anvisa. RDC nº 509, de 27 de maio de 2021. Gerenciamento de tecnologias em saúde. Disponível em: https://bvsms.saude.gov.br/bvs/saudelegis/anvisa/2020/rdc0509_27_05_2021.pdf. Acesso em: 28 set. 2026.</w:t>
+      </w:r>
+    </w:p>
+    <w:p>
+      <w:r>
+        <w:t>Anvisa. Agenda de ARR 2023–2026: RDC nº 978/2025, alterada pela RDC nº 986/2025. Disponível em: https://www.gov.br/anvisa/pt-br/assuntos/regulamentacao/avaliacao-do-resultado-regulatorio/agenda-de-arr-2023-2026. Acesso em: 28 set. 2026.</w:t>
+      </w:r>
+    </w:p>
+    <w:p>
+      <w:r>
+        <w:t>Anvisa. Perguntas e respostas sobre a RDC nº 430/2020. Atualização de novembro de 2022. Disponível em: https://www.gov.br/anvisa/pt-br/centraisdeconteudo/publicacoes/certificacao-e-fiscalizacao/perguntas-e-respostas/perguntas-e-respostas-rdc-430-de-2020.pdf. Acesso em: 28 set. 2026.</w:t>
+      </w:r>
+    </w:p>
+    <w:p>
+      <w:r>
+        <w:t>World Health Organization. Classification and minimum standards for emergency medical teams. Geneva: WHO, 2021. Disponível em: https://extranet.who.int/emt/sites/default/files/BlueBook2021.pdf. Acesso em: 28 set. 2026.</w:t>
       </w:r>
     </w:p>
     <w:sectPr>
@@ -9087,6 +9376,27 @@
 </w:document>
 </file>
 
+<file path=word/comments.xml><?xml version="1.0" encoding="utf-8"?>
+<w:comments xmlns:a="http://schemas.openxmlformats.org/drawingml/2006/main" xmlns:pic="http://schemas.openxmlformats.org/drawingml/2006/picture" xmlns:r="http://schemas.openxmlformats.org/officeDocument/2006/relationships" xmlns:w="http://schemas.openxmlformats.org/wordprocessingml/2006/main" xmlns:wp="http://schemas.openxmlformats.org/drawingml/2006/wordprocessingDrawing" xmlns:mc="http://schemas.openxmlformats.org/markup-compatibility/2006" xmlns:a14="http://schemas.microsoft.com/office/drawing/2010/main" xmlns:w14="http://schemas.microsoft.com/office/word/2010/wordml" xmlns:wpc="http://schemas.microsoft.com/office/word/2010/wordprocessingCanvas">
+  <w:comment w:id="0" w:author="Revisão técnica UHMR" w:initials="UHMR" w:date="2026-09-28T20:44:20Z">
+    <w:p>
+      <w:pPr>
+        <w:pStyle w:val="CommentText"/>
+      </w:pPr>
+      <w:r>
+        <w:rPr>
+          <w:rStyle w:val="CommentReference"/>
+        </w:rPr>
+        <w:annotationRef/>
+      </w:r>
+      <w:r>
+        <w:t>Revisão decorrente das premissas definidas em 28/09/2026: N0 remunerado, módulos independentes, manutenção pela empresa, medicamentos isolados e autorização do Secretário com análise de risco e cenários. Pendente de validação institucional.</w:t>
+      </w:r>
+    </w:p>
+  </w:comment>
+</w:comments>
+</file>
+
 <file path=word/footer1.xml><?xml version="1.0" encoding="utf-8"?>
 <w:ftr xmlns:m="http://schemas.openxmlformats.org/officeDocument/2006/math" xmlns:mc="http://schemas.openxmlformats.org/markup-compatibility/2006" xmlns:mo="http://schemas.microsoft.com/office/mac/office/2008/main" xmlns:mv="urn:schemas-microsoft-com:mac:vml" xmlns:o="urn:schemas-microsoft-com:office:office" xmlns:r="http://schemas.openxmlformats.org/officeDocument/2006/relationships" xmlns:v="urn:schemas-microsoft-com:vml" xmlns:w10="urn:schemas-microsoft-com:office:word" xmlns:w14="http://schemas.microsoft.com/office/word/2010/wordml" xmlns:w="http://schemas.openxmlformats.org/wordprocessingml/2006/main" xmlns:wne="http://schemas.microsoft.com/office/word/2006/wordml" xmlns:wp14="http://schemas.microsoft.com/office/word/2010/wordprocessingDrawing" xmlns:wp="http://schemas.openxmlformats.org/drawingml/2006/wordprocessingDrawing" xmlns:wpc="http://schemas.microsoft.com/office/word/2010/wordprocessingCanvas" xmlns:wpg="http://schemas.microsoft.com/office/word/2010/wordprocessingGroup" xmlns:wpi="http://schemas.microsoft.com/office/word/2010/wordprocessingInk" xmlns:wps="http://schemas.microsoft.com/office/word/2010/wordprocessingShape" mc:Ignorable="w14 wp14">
   <w:p>
@@ -9100,16 +9410,12 @@
         <w:color w:val="666666"/>
         <w:sz w:val="16"/>
       </w:rPr>
-      <w:t xml:space="preserve">Versão 0.2 — 17/09/2026  •  </w:t>
+      <w:t xml:space="preserve">Revisão 2.1 — 28/09/2026  •  Página </w:t>
     </w:r>
     <w:r>
       <w:rPr>
         <w:sz w:val="16"/>
       </w:rPr>
-      <w:t xml:space="preserve">Página </w:t>
-      <w:fldChar w:fldCharType="begin"/>
-      <w:instrText xml:space="preserve">PAGE</w:instrText>
-      <w:fldChar w:fldCharType="end"/>
     </w:r>
   </w:p>
 </w:ftr>
